--- a/Documentos Base/Sprint 8 documentacion/Sprint_08_Planificado_Realizado_ICARO.docx
+++ b/Documentos Base/Sprint 8 documentacion/Sprint_08_Planificado_Realizado_ICARO.docx
@@ -79,13 +79,13 @@
         <w:tblLook w:val="04A0" w:firstRow="1" w:lastRow="0" w:firstColumn="1" w:lastColumn="0" w:noHBand="0" w:noVBand="1"/>
       </w:tblPr>
       <w:tblGrid>
-        <w:gridCol w:w="2518"/>
-        <w:gridCol w:w="6888"/>
+        <w:gridCol w:w="2660"/>
+        <w:gridCol w:w="6746"/>
       </w:tblGrid>
       <w:tr>
         <w:tc>
           <w:tcPr>
-            <w:tcW w:w="2518" w:type="dxa"/>
+            <w:tcW w:w="2660" w:type="dxa"/>
             <w:shd w:val="clear" w:color="auto" w:fill="D9E1F2"/>
           </w:tcPr>
           <w:p>
@@ -96,9 +96,33 @@
                 <w:color w:val="000000"/>
                 <w:sz w:val="20"/>
               </w:rPr>
-              <w:t xml:space="preserve">Código del </w:t>
-            </w:r>
-            <w:proofErr w:type="spellStart"/>
+              <w:t>Código del documento</w:t>
+            </w:r>
+          </w:p>
+        </w:tc>
+        <w:tc>
+          <w:tcPr>
+            <w:tcW w:w="6746" w:type="dxa"/>
+          </w:tcPr>
+          <w:p>
+            <w:r>
+              <w:rPr>
+                <w:rFonts w:ascii="Calibri" w:hAnsi="Calibri"/>
+                <w:color w:val="000000"/>
+                <w:sz w:val="20"/>
+              </w:rPr>
+              <w:t>PLN-REA-SPR-08</w:t>
+            </w:r>
+          </w:p>
+        </w:tc>
+      </w:tr>
+      <w:tr>
+        <w:tc>
+          <w:tcPr>
+            <w:tcW w:w="2660" w:type="dxa"/>
+            <w:shd w:val="clear" w:color="auto" w:fill="D9E1F2"/>
+          </w:tcPr>
+          <w:p>
             <w:r>
               <w:rPr>
                 <w:rFonts w:ascii="Calibri" w:hAnsi="Calibri"/>
@@ -106,14 +130,13 @@
                 <w:color w:val="000000"/>
                 <w:sz w:val="20"/>
               </w:rPr>
-              <w:t>documento</w:t>
-            </w:r>
-            <w:proofErr w:type="spellEnd"/>
-          </w:p>
-        </w:tc>
-        <w:tc>
-          <w:tcPr>
-            <w:tcW w:w="6888" w:type="dxa"/>
+              <w:t>Nombre del documento</w:t>
+            </w:r>
+          </w:p>
+        </w:tc>
+        <w:tc>
+          <w:tcPr>
+            <w:tcW w:w="6746" w:type="dxa"/>
           </w:tcPr>
           <w:p>
             <w:r>
@@ -122,7 +145,7 @@
                 <w:color w:val="000000"/>
                 <w:sz w:val="20"/>
               </w:rPr>
-              <w:t>PLN-REA-SPR-08</w:t>
+              <w:t>Registro de Planificado vs. Realizado – Sprint 08</w:t>
             </w:r>
           </w:p>
         </w:tc>
@@ -130,7 +153,7 @@
       <w:tr>
         <w:tc>
           <w:tcPr>
-            <w:tcW w:w="2518" w:type="dxa"/>
+            <w:tcW w:w="2660" w:type="dxa"/>
             <w:shd w:val="clear" w:color="auto" w:fill="D9E1F2"/>
           </w:tcPr>
           <w:p>
@@ -141,13 +164,13 @@
                 <w:color w:val="000000"/>
                 <w:sz w:val="20"/>
               </w:rPr>
-              <w:t>Nombre del documento</w:t>
-            </w:r>
-          </w:p>
-        </w:tc>
-        <w:tc>
-          <w:tcPr>
-            <w:tcW w:w="6888" w:type="dxa"/>
+              <w:t>Versión</w:t>
+            </w:r>
+          </w:p>
+        </w:tc>
+        <w:tc>
+          <w:tcPr>
+            <w:tcW w:w="6746" w:type="dxa"/>
           </w:tcPr>
           <w:p>
             <w:r>
@@ -156,7 +179,7 @@
                 <w:color w:val="000000"/>
                 <w:sz w:val="20"/>
               </w:rPr>
-              <w:t>Registro de Planificado vs. Realizado – Sprint 08</w:t>
+              <w:t>1.0</w:t>
             </w:r>
           </w:p>
         </w:tc>
@@ -164,7 +187,7 @@
       <w:tr>
         <w:tc>
           <w:tcPr>
-            <w:tcW w:w="2518" w:type="dxa"/>
+            <w:tcW w:w="2660" w:type="dxa"/>
             <w:shd w:val="clear" w:color="auto" w:fill="D9E1F2"/>
           </w:tcPr>
           <w:p>
@@ -175,13 +198,13 @@
                 <w:color w:val="000000"/>
                 <w:sz w:val="20"/>
               </w:rPr>
-              <w:t>Versión</w:t>
-            </w:r>
-          </w:p>
-        </w:tc>
-        <w:tc>
-          <w:tcPr>
-            <w:tcW w:w="6888" w:type="dxa"/>
+              <w:t>Fecha de elaboración</w:t>
+            </w:r>
+          </w:p>
+        </w:tc>
+        <w:tc>
+          <w:tcPr>
+            <w:tcW w:w="6746" w:type="dxa"/>
           </w:tcPr>
           <w:p>
             <w:r>
@@ -190,7 +213,7 @@
                 <w:color w:val="000000"/>
                 <w:sz w:val="20"/>
               </w:rPr>
-              <w:t>1.0</w:t>
+              <w:t>07/06/2026</w:t>
             </w:r>
           </w:p>
         </w:tc>
@@ -198,7 +221,7 @@
       <w:tr>
         <w:tc>
           <w:tcPr>
-            <w:tcW w:w="2518" w:type="dxa"/>
+            <w:tcW w:w="2660" w:type="dxa"/>
             <w:shd w:val="clear" w:color="auto" w:fill="D9E1F2"/>
           </w:tcPr>
           <w:p>
@@ -209,13 +232,13 @@
                 <w:color w:val="000000"/>
                 <w:sz w:val="20"/>
               </w:rPr>
-              <w:t>Fecha de elaboración</w:t>
-            </w:r>
-          </w:p>
-        </w:tc>
-        <w:tc>
-          <w:tcPr>
-            <w:tcW w:w="6888" w:type="dxa"/>
+              <w:t>Sprint evaluado</w:t>
+            </w:r>
+          </w:p>
+        </w:tc>
+        <w:tc>
+          <w:tcPr>
+            <w:tcW w:w="6746" w:type="dxa"/>
           </w:tcPr>
           <w:p>
             <w:r>
@@ -224,15 +247,7 @@
                 <w:color w:val="000000"/>
                 <w:sz w:val="20"/>
               </w:rPr>
-              <w:t>07</w:t>
-            </w:r>
-            <w:r>
-              <w:rPr>
-                <w:rFonts w:ascii="Calibri" w:hAnsi="Calibri"/>
-                <w:color w:val="000000"/>
-                <w:sz w:val="20"/>
-              </w:rPr>
-              <w:t>/06/2026</w:t>
+              <w:t>Sprint 08 – Bodega, Recepción Transaccional e Inventario</w:t>
             </w:r>
           </w:p>
         </w:tc>
@@ -240,7 +255,7 @@
       <w:tr>
         <w:tc>
           <w:tcPr>
-            <w:tcW w:w="2518" w:type="dxa"/>
+            <w:tcW w:w="2660" w:type="dxa"/>
             <w:shd w:val="clear" w:color="auto" w:fill="D9E1F2"/>
           </w:tcPr>
           <w:p>
@@ -251,13 +266,13 @@
                 <w:color w:val="000000"/>
                 <w:sz w:val="20"/>
               </w:rPr>
-              <w:t>Sprint evaluado</w:t>
-            </w:r>
-          </w:p>
-        </w:tc>
-        <w:tc>
-          <w:tcPr>
-            <w:tcW w:w="6888" w:type="dxa"/>
+              <w:t>Responsable de elaboración</w:t>
+            </w:r>
+          </w:p>
+        </w:tc>
+        <w:tc>
+          <w:tcPr>
+            <w:tcW w:w="6746" w:type="dxa"/>
           </w:tcPr>
           <w:p>
             <w:r>
@@ -266,7 +281,7 @@
                 <w:color w:val="000000"/>
                 <w:sz w:val="20"/>
               </w:rPr>
-              <w:t>Sprint 08 – Bodega, Recepción Transaccional e Inventario</w:t>
+              <w:t>Ivan Santiago Pulgar Leon</w:t>
             </w:r>
           </w:p>
         </w:tc>
@@ -274,7 +289,7 @@
       <w:tr>
         <w:tc>
           <w:tcPr>
-            <w:tcW w:w="2518" w:type="dxa"/>
+            <w:tcW w:w="2660" w:type="dxa"/>
             <w:shd w:val="clear" w:color="auto" w:fill="D9E1F2"/>
           </w:tcPr>
           <w:p>
@@ -285,47 +300,13 @@
                 <w:color w:val="000000"/>
                 <w:sz w:val="20"/>
               </w:rPr>
-              <w:t>Responsable de elaboración</w:t>
-            </w:r>
-          </w:p>
-        </w:tc>
-        <w:tc>
-          <w:tcPr>
-            <w:tcW w:w="6888" w:type="dxa"/>
-          </w:tcPr>
-          <w:p>
-            <w:r>
-              <w:rPr>
-                <w:rFonts w:ascii="Calibri" w:hAnsi="Calibri"/>
-                <w:color w:val="000000"/>
-                <w:sz w:val="20"/>
-              </w:rPr>
-              <w:t>Ivan Santiago Pulgar Leon</w:t>
-            </w:r>
-          </w:p>
-        </w:tc>
-      </w:tr>
-      <w:tr>
-        <w:tc>
-          <w:tcPr>
-            <w:tcW w:w="2518" w:type="dxa"/>
-            <w:shd w:val="clear" w:color="auto" w:fill="D9E1F2"/>
-          </w:tcPr>
-          <w:p>
-            <w:r>
-              <w:rPr>
-                <w:rFonts w:ascii="Calibri" w:hAnsi="Calibri"/>
-                <w:b/>
-                <w:color w:val="000000"/>
-                <w:sz w:val="20"/>
-              </w:rPr>
               <w:t>Estado del documento</w:t>
             </w:r>
           </w:p>
         </w:tc>
         <w:tc>
           <w:tcPr>
-            <w:tcW w:w="6888" w:type="dxa"/>
+            <w:tcW w:w="6746" w:type="dxa"/>
           </w:tcPr>
           <w:p>
             <w:r>
@@ -363,7 +344,6 @@
             <w:pPr>
               <w:jc w:val="center"/>
             </w:pPr>
-            <w:proofErr w:type="spellStart"/>
             <w:r>
               <w:rPr>
                 <w:rFonts w:ascii="Calibri" w:hAnsi="Calibri"/>
@@ -373,7 +353,6 @@
               </w:rPr>
               <w:t>Versión</w:t>
             </w:r>
-            <w:proofErr w:type="spellEnd"/>
           </w:p>
         </w:tc>
         <w:tc>
@@ -528,7 +507,6 @@
             <w:shd w:val="clear" w:color="auto" w:fill="D9E1F2"/>
           </w:tcPr>
           <w:p>
-            <w:proofErr w:type="spellStart"/>
             <w:r>
               <w:rPr>
                 <w:rFonts w:ascii="Calibri" w:hAnsi="Calibri"/>
@@ -536,9 +514,33 @@
                 <w:color w:val="000000"/>
                 <w:sz w:val="20"/>
               </w:rPr>
-              <w:t>Número</w:t>
-            </w:r>
-            <w:proofErr w:type="spellEnd"/>
+              <w:t>Número del sprint</w:t>
+            </w:r>
+          </w:p>
+        </w:tc>
+        <w:tc>
+          <w:tcPr>
+            <w:tcW w:w="6037" w:type="dxa"/>
+          </w:tcPr>
+          <w:p>
+            <w:r>
+              <w:rPr>
+                <w:rFonts w:ascii="Calibri" w:hAnsi="Calibri"/>
+                <w:color w:val="000000"/>
+                <w:sz w:val="20"/>
+              </w:rPr>
+              <w:t>Sprint 08</w:t>
+            </w:r>
+          </w:p>
+        </w:tc>
+      </w:tr>
+      <w:tr>
+        <w:tc>
+          <w:tcPr>
+            <w:tcW w:w="3369" w:type="dxa"/>
+            <w:shd w:val="clear" w:color="auto" w:fill="D9E1F2"/>
+          </w:tcPr>
+          <w:p>
             <w:r>
               <w:rPr>
                 <w:rFonts w:ascii="Calibri" w:hAnsi="Calibri"/>
@@ -546,7 +548,7 @@
                 <w:color w:val="000000"/>
                 <w:sz w:val="20"/>
               </w:rPr>
-              <w:t xml:space="preserve"> del sprint</w:t>
+              <w:t>Nombre del sprint</w:t>
             </w:r>
           </w:p>
         </w:tc>
@@ -561,7 +563,7 @@
                 <w:color w:val="000000"/>
                 <w:sz w:val="20"/>
               </w:rPr>
-              <w:t>Sprint 08</w:t>
+              <w:t>Bodega, Recepción Transaccional e Inventario</w:t>
             </w:r>
           </w:p>
         </w:tc>
@@ -580,7 +582,7 @@
                 <w:color w:val="000000"/>
                 <w:sz w:val="20"/>
               </w:rPr>
-              <w:t>Nombre del sprint</w:t>
+              <w:t>Fecha de inicio</w:t>
             </w:r>
           </w:p>
         </w:tc>
@@ -595,7 +597,7 @@
                 <w:color w:val="000000"/>
                 <w:sz w:val="20"/>
               </w:rPr>
-              <w:t>Bodega, Recepción Transaccional e Inventario</w:t>
+              <w:t>01/06/2026</w:t>
             </w:r>
           </w:p>
         </w:tc>
@@ -614,7 +616,7 @@
                 <w:color w:val="000000"/>
                 <w:sz w:val="20"/>
               </w:rPr>
-              <w:t>Fecha de inicio</w:t>
+              <w:t>Fecha de cierre</w:t>
             </w:r>
           </w:p>
         </w:tc>
@@ -629,7 +631,7 @@
                 <w:color w:val="000000"/>
                 <w:sz w:val="20"/>
               </w:rPr>
-              <w:t>01/06/2026</w:t>
+              <w:t>06/06/2026</w:t>
             </w:r>
           </w:p>
         </w:tc>
@@ -648,7 +650,7 @@
                 <w:color w:val="000000"/>
                 <w:sz w:val="20"/>
               </w:rPr>
-              <w:t>Fecha de cierre</w:t>
+              <w:t>Duración</w:t>
             </w:r>
           </w:p>
         </w:tc>
@@ -663,7 +665,7 @@
                 <w:color w:val="000000"/>
                 <w:sz w:val="20"/>
               </w:rPr>
-              <w:t>06/06/2026</w:t>
+              <w:t>1 semana</w:t>
             </w:r>
           </w:p>
         </w:tc>
@@ -682,7 +684,7 @@
                 <w:color w:val="000000"/>
                 <w:sz w:val="20"/>
               </w:rPr>
-              <w:t>Duración</w:t>
+              <w:t>Módulos/componentes trabajados</w:t>
             </w:r>
           </w:p>
         </w:tc>
@@ -697,41 +699,25 @@
                 <w:color w:val="000000"/>
                 <w:sz w:val="20"/>
               </w:rPr>
-              <w:t>1 semana</w:t>
-            </w:r>
-          </w:p>
-        </w:tc>
-      </w:tr>
-      <w:tr>
-        <w:tc>
-          <w:tcPr>
-            <w:tcW w:w="3369" w:type="dxa"/>
-            <w:shd w:val="clear" w:color="auto" w:fill="D9E1F2"/>
-          </w:tcPr>
-          <w:p>
-            <w:r>
-              <w:rPr>
-                <w:rFonts w:ascii="Calibri" w:hAnsi="Calibri"/>
-                <w:b/>
-                <w:color w:val="000000"/>
-                <w:sz w:val="20"/>
-              </w:rPr>
-              <w:t>Módulos/componentes trabajados</w:t>
-            </w:r>
-          </w:p>
-        </w:tc>
-        <w:tc>
-          <w:tcPr>
-            <w:tcW w:w="6037" w:type="dxa"/>
-          </w:tcPr>
-          <w:p>
+              <w:t xml:space="preserve">Recepción Transaccional de Materiales, Validaciones de Negocio (RBAC + estado APROBADO + exceso cantidad), Inventario con Desglose, </w:t>
+            </w:r>
+            <w:proofErr w:type="spellStart"/>
             <w:r>
               <w:rPr>
                 <w:rFonts w:ascii="Calibri" w:hAnsi="Calibri"/>
                 <w:color w:val="000000"/>
                 <w:sz w:val="20"/>
               </w:rPr>
-              <w:t>Recepción Transaccional de Materiales, Validaciones de Negocio (RBAC + estado APROBADO + exceso cantidad), Inventario con Desglose, Rollback Transaccional, Audit Log, Compatibilidad rutas Sprint 03</w:t>
+              <w:t>Rollback</w:t>
+            </w:r>
+            <w:proofErr w:type="spellEnd"/>
+            <w:r>
+              <w:rPr>
+                <w:rFonts w:ascii="Calibri" w:hAnsi="Calibri"/>
+                <w:color w:val="000000"/>
+                <w:sz w:val="20"/>
+              </w:rPr>
+              <w:t xml:space="preserve"> Transaccional, Audit Log, Compatibilidad rutas Sprint 03</w:t>
             </w:r>
           </w:p>
         </w:tc>
@@ -871,7 +857,6 @@
                 <w:szCs w:val="16"/>
               </w:rPr>
             </w:pPr>
-            <w:proofErr w:type="spellStart"/>
             <w:r>
               <w:rPr>
                 <w:b/>
@@ -881,7 +866,6 @@
               </w:rPr>
               <w:t>Módulo</w:t>
             </w:r>
-            <w:proofErr w:type="spellEnd"/>
           </w:p>
         </w:tc>
         <w:tc>
@@ -957,7 +941,6 @@
                 <w:szCs w:val="16"/>
               </w:rPr>
             </w:pPr>
-            <w:proofErr w:type="spellStart"/>
             <w:r>
               <w:rPr>
                 <w:b/>
@@ -967,7 +950,6 @@
               </w:rPr>
               <w:t>Variación</w:t>
             </w:r>
-            <w:proofErr w:type="spellEnd"/>
           </w:p>
         </w:tc>
         <w:tc>
@@ -1050,19 +1032,8 @@
                 <w:sz w:val="16"/>
                 <w:szCs w:val="16"/>
               </w:rPr>
-              <w:t xml:space="preserve">Causa de </w:t>
-            </w:r>
-            <w:proofErr w:type="spellStart"/>
-            <w:r>
-              <w:rPr>
-                <w:b/>
-                <w:bCs/>
-                <w:sz w:val="16"/>
-                <w:szCs w:val="16"/>
-              </w:rPr>
-              <w:t>desvío</w:t>
-            </w:r>
-            <w:proofErr w:type="spellEnd"/>
+              <w:t>Causa de desvío</w:t>
+            </w:r>
           </w:p>
         </w:tc>
       </w:tr>
@@ -1111,97 +1082,8 @@
                 <w:sz w:val="16"/>
                 <w:szCs w:val="16"/>
               </w:rPr>
-              <w:t xml:space="preserve">Registrar </w:t>
-            </w:r>
-            <w:proofErr w:type="spellStart"/>
-            <w:r>
-              <w:rPr>
-                <w:sz w:val="16"/>
-                <w:szCs w:val="16"/>
-              </w:rPr>
-              <w:t>recepción</w:t>
-            </w:r>
-            <w:proofErr w:type="spellEnd"/>
-            <w:r>
-              <w:rPr>
-                <w:sz w:val="16"/>
-                <w:szCs w:val="16"/>
-              </w:rPr>
-              <w:t xml:space="preserve"> </w:t>
-            </w:r>
-            <w:proofErr w:type="spellStart"/>
-            <w:r>
-              <w:rPr>
-                <w:sz w:val="16"/>
-                <w:szCs w:val="16"/>
-              </w:rPr>
-              <w:t>transaccional</w:t>
-            </w:r>
-            <w:proofErr w:type="spellEnd"/>
-            <w:r>
-              <w:rPr>
-                <w:sz w:val="16"/>
-                <w:szCs w:val="16"/>
-              </w:rPr>
-              <w:t xml:space="preserve"> de </w:t>
-            </w:r>
-            <w:proofErr w:type="spellStart"/>
-            <w:r>
-              <w:rPr>
-                <w:sz w:val="16"/>
-                <w:szCs w:val="16"/>
-              </w:rPr>
-              <w:t>materiales</w:t>
-            </w:r>
-            <w:proofErr w:type="spellEnd"/>
-            <w:r>
-              <w:rPr>
-                <w:sz w:val="16"/>
-                <w:szCs w:val="16"/>
-              </w:rPr>
-              <w:t xml:space="preserve"> </w:t>
-            </w:r>
-            <w:proofErr w:type="spellStart"/>
-            <w:r>
-              <w:rPr>
-                <w:sz w:val="16"/>
-                <w:szCs w:val="16"/>
-              </w:rPr>
-              <w:t>vinculada</w:t>
-            </w:r>
-            <w:proofErr w:type="spellEnd"/>
-            <w:r>
-              <w:rPr>
-                <w:sz w:val="16"/>
-                <w:szCs w:val="16"/>
-              </w:rPr>
-              <w:t xml:space="preserve"> a </w:t>
-            </w:r>
-            <w:proofErr w:type="spellStart"/>
-            <w:r>
-              <w:rPr>
-                <w:sz w:val="16"/>
-                <w:szCs w:val="16"/>
-              </w:rPr>
-              <w:t>requerimiento</w:t>
-            </w:r>
-            <w:proofErr w:type="spellEnd"/>
-            <w:r>
-              <w:rPr>
-                <w:sz w:val="16"/>
-                <w:szCs w:val="16"/>
-              </w:rPr>
-              <w:t xml:space="preserve"> </w:t>
-            </w:r>
-            <w:proofErr w:type="spellStart"/>
-            <w:r>
-              <w:rPr>
-                <w:sz w:val="16"/>
-                <w:szCs w:val="16"/>
-              </w:rPr>
-              <w:t>aprobado</w:t>
-            </w:r>
-            <w:proofErr w:type="spellEnd"/>
+              <w:t>Registrar recepción transaccional de materiales vinculada a requerimiento aprobado</w:t>
+            </w:r>
           </w:p>
         </w:tc>
         <w:tc>
@@ -1247,33 +1129,8 @@
                 <w:sz w:val="16"/>
                 <w:szCs w:val="16"/>
               </w:rPr>
-              <w:t xml:space="preserve">Bodega / </w:t>
-            </w:r>
-            <w:proofErr w:type="spellStart"/>
-            <w:r>
-              <w:rPr>
-                <w:sz w:val="16"/>
-                <w:szCs w:val="16"/>
-              </w:rPr>
-              <w:t>Recepción</w:t>
-            </w:r>
-            <w:proofErr w:type="spellEnd"/>
-            <w:r>
-              <w:rPr>
-                <w:sz w:val="16"/>
-                <w:szCs w:val="16"/>
-              </w:rPr>
-              <w:t xml:space="preserve"> de </w:t>
-            </w:r>
-            <w:proofErr w:type="spellStart"/>
-            <w:r>
-              <w:rPr>
-                <w:sz w:val="16"/>
-                <w:szCs w:val="16"/>
-              </w:rPr>
-              <w:t>Materiales</w:t>
-            </w:r>
-            <w:proofErr w:type="spellEnd"/>
+              <w:t>Bodega / Recepción de Materiales</w:t>
+            </w:r>
           </w:p>
         </w:tc>
         <w:tc>
@@ -1385,7 +1242,6 @@
                 <w:szCs w:val="16"/>
               </w:rPr>
             </w:pPr>
-            <w:proofErr w:type="spellStart"/>
             <w:r>
               <w:rPr>
                 <w:sz w:val="16"/>
@@ -1393,7 +1249,6 @@
               </w:rPr>
               <w:t>Completado</w:t>
             </w:r>
-            <w:proofErr w:type="spellEnd"/>
           </w:p>
         </w:tc>
         <w:tc>
@@ -1415,17 +1270,8 @@
                 <w:sz w:val="16"/>
                 <w:szCs w:val="16"/>
               </w:rPr>
-              <w:t xml:space="preserve">Sin </w:t>
-            </w:r>
-            <w:proofErr w:type="spellStart"/>
-            <w:r>
-              <w:rPr>
-                <w:sz w:val="16"/>
-                <w:szCs w:val="16"/>
-              </w:rPr>
-              <w:t>desvío</w:t>
-            </w:r>
-            <w:proofErr w:type="spellEnd"/>
+              <w:t>Sin desvío</w:t>
+            </w:r>
           </w:p>
         </w:tc>
       </w:tr>
@@ -1469,111 +1315,22 @@
                 <w:szCs w:val="16"/>
               </w:rPr>
             </w:pPr>
-            <w:proofErr w:type="spellStart"/>
             <w:r>
               <w:rPr>
                 <w:sz w:val="16"/>
                 <w:szCs w:val="16"/>
               </w:rPr>
-              <w:t>Validaciones</w:t>
-            </w:r>
-            <w:proofErr w:type="spellEnd"/>
+              <w:t xml:space="preserve">Validaciones estrictas: estado APROBADO y exceso de cantidad en </w:t>
+            </w:r>
+            <w:proofErr w:type="gramStart"/>
             <w:r>
               <w:rPr>
                 <w:sz w:val="16"/>
                 <w:szCs w:val="16"/>
               </w:rPr>
-              <w:t xml:space="preserve"> </w:t>
-            </w:r>
-            <w:proofErr w:type="spellStart"/>
-            <w:r>
-              <w:rPr>
-                <w:sz w:val="16"/>
-                <w:szCs w:val="16"/>
-              </w:rPr>
-              <w:t>estrictas</w:t>
-            </w:r>
-            <w:proofErr w:type="spellEnd"/>
-            <w:r>
-              <w:rPr>
-                <w:sz w:val="16"/>
-                <w:szCs w:val="16"/>
-              </w:rPr>
-              <w:t xml:space="preserve">: </w:t>
-            </w:r>
-            <w:proofErr w:type="spellStart"/>
-            <w:r>
-              <w:rPr>
-                <w:sz w:val="16"/>
-                <w:szCs w:val="16"/>
-              </w:rPr>
-              <w:t>estado</w:t>
-            </w:r>
-            <w:proofErr w:type="spellEnd"/>
-            <w:r>
-              <w:rPr>
-                <w:sz w:val="16"/>
-                <w:szCs w:val="16"/>
-              </w:rPr>
-              <w:t xml:space="preserve"> APROBADO y </w:t>
-            </w:r>
-            <w:proofErr w:type="spellStart"/>
-            <w:r>
-              <w:rPr>
-                <w:sz w:val="16"/>
-                <w:szCs w:val="16"/>
-              </w:rPr>
-              <w:t>exceso</w:t>
-            </w:r>
-            <w:proofErr w:type="spellEnd"/>
-            <w:r>
-              <w:rPr>
-                <w:sz w:val="16"/>
-                <w:szCs w:val="16"/>
-              </w:rPr>
-              <w:t xml:space="preserve"> de </w:t>
-            </w:r>
-            <w:proofErr w:type="spellStart"/>
-            <w:r>
-              <w:rPr>
-                <w:sz w:val="16"/>
-                <w:szCs w:val="16"/>
-              </w:rPr>
-              <w:t>cantidad</w:t>
-            </w:r>
-            <w:proofErr w:type="spellEnd"/>
-            <w:r>
-              <w:rPr>
-                <w:sz w:val="16"/>
-                <w:szCs w:val="16"/>
-              </w:rPr>
-              <w:t xml:space="preserve"> </w:t>
-            </w:r>
-            <w:proofErr w:type="spellStart"/>
-            <w:r>
-              <w:rPr>
-                <w:sz w:val="16"/>
-                <w:szCs w:val="16"/>
-              </w:rPr>
-              <w:t>en</w:t>
-            </w:r>
-            <w:proofErr w:type="spellEnd"/>
-            <w:r>
-              <w:rPr>
-                <w:sz w:val="16"/>
-                <w:szCs w:val="16"/>
-              </w:rPr>
-              <w:t xml:space="preserve"> </w:t>
-            </w:r>
-            <w:proofErr w:type="spellStart"/>
-            <w:r>
-              <w:rPr>
-                <w:sz w:val="16"/>
-                <w:szCs w:val="16"/>
-              </w:rPr>
               <w:t>recepción</w:t>
             </w:r>
-            <w:proofErr w:type="spellEnd"/>
+            <w:proofErr w:type="gramEnd"/>
           </w:p>
         </w:tc>
         <w:tc>
@@ -1619,33 +1376,8 @@
                 <w:sz w:val="16"/>
                 <w:szCs w:val="16"/>
               </w:rPr>
-              <w:t xml:space="preserve">Bodega / </w:t>
-            </w:r>
-            <w:proofErr w:type="spellStart"/>
-            <w:r>
-              <w:rPr>
-                <w:sz w:val="16"/>
-                <w:szCs w:val="16"/>
-              </w:rPr>
-              <w:t>Validaciones</w:t>
-            </w:r>
-            <w:proofErr w:type="spellEnd"/>
-            <w:r>
-              <w:rPr>
-                <w:sz w:val="16"/>
-                <w:szCs w:val="16"/>
-              </w:rPr>
-              <w:t xml:space="preserve"> de </w:t>
-            </w:r>
-            <w:proofErr w:type="spellStart"/>
-            <w:r>
-              <w:rPr>
-                <w:sz w:val="16"/>
-                <w:szCs w:val="16"/>
-              </w:rPr>
-              <w:t>Recepción</w:t>
-            </w:r>
-            <w:proofErr w:type="spellEnd"/>
+              <w:t>Bodega / Validaciones de Recepción</w:t>
+            </w:r>
           </w:p>
         </w:tc>
         <w:tc>
@@ -1757,7 +1489,6 @@
                 <w:szCs w:val="16"/>
               </w:rPr>
             </w:pPr>
-            <w:proofErr w:type="spellStart"/>
             <w:r>
               <w:rPr>
                 <w:sz w:val="16"/>
@@ -1765,7 +1496,6 @@
               </w:rPr>
               <w:t>Completado</w:t>
             </w:r>
-            <w:proofErr w:type="spellEnd"/>
           </w:p>
         </w:tc>
         <w:tc>
@@ -1787,17 +1517,8 @@
                 <w:sz w:val="16"/>
                 <w:szCs w:val="16"/>
               </w:rPr>
-              <w:t xml:space="preserve">Sin </w:t>
-            </w:r>
-            <w:proofErr w:type="spellStart"/>
-            <w:r>
-              <w:rPr>
-                <w:sz w:val="16"/>
-                <w:szCs w:val="16"/>
-              </w:rPr>
-              <w:t>desvío</w:t>
-            </w:r>
-            <w:proofErr w:type="spellEnd"/>
+              <w:t>Sin desvío</w:t>
+            </w:r>
           </w:p>
         </w:tc>
       </w:tr>
@@ -1841,53 +1562,12 @@
                 <w:szCs w:val="16"/>
               </w:rPr>
             </w:pPr>
-            <w:proofErr w:type="spellStart"/>
             <w:r>
               <w:rPr>
                 <w:sz w:val="16"/>
                 <w:szCs w:val="16"/>
               </w:rPr>
-              <w:t>Bloqueos</w:t>
-            </w:r>
-            <w:proofErr w:type="spellEnd"/>
-            <w:r>
-              <w:rPr>
-                <w:sz w:val="16"/>
-                <w:szCs w:val="16"/>
-              </w:rPr>
-              <w:t xml:space="preserve"> y </w:t>
-            </w:r>
-            <w:proofErr w:type="spellStart"/>
-            <w:r>
-              <w:rPr>
-                <w:sz w:val="16"/>
-                <w:szCs w:val="16"/>
-              </w:rPr>
-              <w:t>alertas</w:t>
-            </w:r>
-            <w:proofErr w:type="spellEnd"/>
-            <w:r>
-              <w:rPr>
-                <w:sz w:val="16"/>
-                <w:szCs w:val="16"/>
-              </w:rPr>
-              <w:t xml:space="preserve"> con </w:t>
-            </w:r>
-            <w:proofErr w:type="spellStart"/>
-            <w:r>
-              <w:rPr>
-                <w:sz w:val="16"/>
-                <w:szCs w:val="16"/>
-              </w:rPr>
-              <w:t>códigos</w:t>
-            </w:r>
-            <w:proofErr w:type="spellEnd"/>
-            <w:r>
-              <w:rPr>
-                <w:sz w:val="16"/>
-                <w:szCs w:val="16"/>
-              </w:rPr>
-              <w:t xml:space="preserve"> de error claros</w:t>
+              <w:t>Bloqueos y alertas con códigos de error claros</w:t>
             </w:r>
           </w:p>
         </w:tc>
@@ -1934,49 +1614,8 @@
                 <w:sz w:val="16"/>
                 <w:szCs w:val="16"/>
               </w:rPr>
-              <w:t xml:space="preserve">Bodega / </w:t>
-            </w:r>
-            <w:proofErr w:type="spellStart"/>
-            <w:r>
-              <w:rPr>
-                <w:sz w:val="16"/>
-                <w:szCs w:val="16"/>
-              </w:rPr>
-              <w:t>Alertas</w:t>
-            </w:r>
-            <w:proofErr w:type="spellEnd"/>
-            <w:r>
-              <w:rPr>
-                <w:sz w:val="16"/>
-                <w:szCs w:val="16"/>
-              </w:rPr>
-              <w:t xml:space="preserve"> y </w:t>
-            </w:r>
-            <w:proofErr w:type="spellStart"/>
-            <w:r>
-              <w:rPr>
-                <w:sz w:val="16"/>
-                <w:szCs w:val="16"/>
-              </w:rPr>
-              <w:t>Errores</w:t>
-            </w:r>
-            <w:proofErr w:type="spellEnd"/>
-            <w:r>
-              <w:rPr>
-                <w:sz w:val="16"/>
-                <w:szCs w:val="16"/>
-              </w:rPr>
-              <w:t xml:space="preserve"> </w:t>
-            </w:r>
-            <w:proofErr w:type="spellStart"/>
-            <w:r>
-              <w:rPr>
-                <w:sz w:val="16"/>
-                <w:szCs w:val="16"/>
-              </w:rPr>
-              <w:t>Controlados</w:t>
-            </w:r>
-            <w:proofErr w:type="spellEnd"/>
+              <w:t>Bodega / Alertas y Errores Controlados</w:t>
+            </w:r>
           </w:p>
         </w:tc>
         <w:tc>
@@ -2088,7 +1727,6 @@
                 <w:szCs w:val="16"/>
               </w:rPr>
             </w:pPr>
-            <w:proofErr w:type="spellStart"/>
             <w:r>
               <w:rPr>
                 <w:sz w:val="16"/>
@@ -2096,7 +1734,6 @@
               </w:rPr>
               <w:t>Completado</w:t>
             </w:r>
-            <w:proofErr w:type="spellEnd"/>
           </w:p>
         </w:tc>
         <w:tc>
@@ -2118,17 +1755,8 @@
                 <w:sz w:val="16"/>
                 <w:szCs w:val="16"/>
               </w:rPr>
-              <w:t xml:space="preserve">Sin </w:t>
-            </w:r>
-            <w:proofErr w:type="spellStart"/>
-            <w:r>
-              <w:rPr>
-                <w:sz w:val="16"/>
-                <w:szCs w:val="16"/>
-              </w:rPr>
-              <w:t>desvío</w:t>
-            </w:r>
-            <w:proofErr w:type="spellEnd"/>
+              <w:t>Sin desvío</w:t>
+            </w:r>
           </w:p>
         </w:tc>
       </w:tr>
@@ -2177,87 +1805,7 @@
                 <w:sz w:val="16"/>
                 <w:szCs w:val="16"/>
               </w:rPr>
-              <w:t xml:space="preserve">Consulta de </w:t>
-            </w:r>
-            <w:proofErr w:type="spellStart"/>
-            <w:r>
-              <w:rPr>
-                <w:sz w:val="16"/>
-                <w:szCs w:val="16"/>
-              </w:rPr>
-              <w:t>inventario</w:t>
-            </w:r>
-            <w:proofErr w:type="spellEnd"/>
-            <w:r>
-              <w:rPr>
-                <w:sz w:val="16"/>
-                <w:szCs w:val="16"/>
-              </w:rPr>
-              <w:t xml:space="preserve"> con </w:t>
-            </w:r>
-            <w:proofErr w:type="spellStart"/>
-            <w:r>
-              <w:rPr>
-                <w:sz w:val="16"/>
-                <w:szCs w:val="16"/>
-              </w:rPr>
-              <w:t>saldo</w:t>
-            </w:r>
-            <w:proofErr w:type="spellEnd"/>
-            <w:r>
-              <w:rPr>
-                <w:sz w:val="16"/>
-                <w:szCs w:val="16"/>
-              </w:rPr>
-              <w:t xml:space="preserve"> y </w:t>
-            </w:r>
-            <w:proofErr w:type="spellStart"/>
-            <w:r>
-              <w:rPr>
-                <w:sz w:val="16"/>
-                <w:szCs w:val="16"/>
-              </w:rPr>
-              <w:t>desglose</w:t>
-            </w:r>
-            <w:proofErr w:type="spellEnd"/>
-            <w:r>
-              <w:rPr>
-                <w:sz w:val="16"/>
-                <w:szCs w:val="16"/>
-              </w:rPr>
-              <w:t xml:space="preserve"> de </w:t>
-            </w:r>
-            <w:proofErr w:type="spellStart"/>
-            <w:r>
-              <w:rPr>
-                <w:sz w:val="16"/>
-                <w:szCs w:val="16"/>
-              </w:rPr>
-              <w:t>movimientos</w:t>
-            </w:r>
-            <w:proofErr w:type="spellEnd"/>
-            <w:r>
-              <w:rPr>
-                <w:sz w:val="16"/>
-                <w:szCs w:val="16"/>
-              </w:rPr>
-              <w:t xml:space="preserve"> </w:t>
-            </w:r>
-            <w:proofErr w:type="spellStart"/>
-            <w:r>
-              <w:rPr>
-                <w:sz w:val="16"/>
-                <w:szCs w:val="16"/>
-              </w:rPr>
-              <w:t>por</w:t>
-            </w:r>
-            <w:proofErr w:type="spellEnd"/>
-            <w:r>
-              <w:rPr>
-                <w:sz w:val="16"/>
-                <w:szCs w:val="16"/>
-              </w:rPr>
-              <w:t xml:space="preserve"> material</w:t>
+              <w:t>Consulta de inventario con saldo y desglose de movimientos por material</w:t>
             </w:r>
           </w:p>
         </w:tc>
@@ -2299,31 +1847,13 @@
                 <w:szCs w:val="16"/>
               </w:rPr>
             </w:pPr>
-            <w:proofErr w:type="spellStart"/>
             <w:r>
               <w:rPr>
                 <w:sz w:val="16"/>
                 <w:szCs w:val="16"/>
               </w:rPr>
-              <w:t>Inventario</w:t>
-            </w:r>
-            <w:proofErr w:type="spellEnd"/>
-            <w:r>
-              <w:rPr>
-                <w:sz w:val="16"/>
-                <w:szCs w:val="16"/>
-              </w:rPr>
-              <w:t xml:space="preserve"> / </w:t>
-            </w:r>
-            <w:proofErr w:type="spellStart"/>
-            <w:r>
-              <w:rPr>
-                <w:sz w:val="16"/>
-                <w:szCs w:val="16"/>
-              </w:rPr>
-              <w:t>Movimientos</w:t>
-            </w:r>
-            <w:proofErr w:type="spellEnd"/>
+              <w:t>Inventario / Movimientos</w:t>
+            </w:r>
           </w:p>
         </w:tc>
         <w:tc>
@@ -2435,7 +1965,6 @@
                 <w:szCs w:val="16"/>
               </w:rPr>
             </w:pPr>
-            <w:proofErr w:type="spellStart"/>
             <w:r>
               <w:rPr>
                 <w:sz w:val="16"/>
@@ -2443,7 +1972,6 @@
               </w:rPr>
               <w:t>Completado</w:t>
             </w:r>
-            <w:proofErr w:type="spellEnd"/>
           </w:p>
         </w:tc>
         <w:tc>
@@ -2465,17 +1993,8 @@
                 <w:sz w:val="16"/>
                 <w:szCs w:val="16"/>
               </w:rPr>
-              <w:t xml:space="preserve">Sin </w:t>
-            </w:r>
-            <w:proofErr w:type="spellStart"/>
-            <w:r>
-              <w:rPr>
-                <w:sz w:val="16"/>
-                <w:szCs w:val="16"/>
-              </w:rPr>
-              <w:t>desvío</w:t>
-            </w:r>
-            <w:proofErr w:type="spellEnd"/>
+              <w:t>Sin desvío</w:t>
+            </w:r>
           </w:p>
         </w:tc>
       </w:tr>
@@ -2522,102 +2041,38 @@
                 <w:szCs w:val="16"/>
               </w:rPr>
             </w:pPr>
+            <w:proofErr w:type="spellStart"/>
             <w:r>
               <w:rPr>
                 <w:sz w:val="16"/>
                 <w:szCs w:val="16"/>
               </w:rPr>
-              <w:t xml:space="preserve">Rollback </w:t>
-            </w:r>
-            <w:proofErr w:type="spellStart"/>
+              <w:t>Rollback</w:t>
+            </w:r>
+            <w:proofErr w:type="spellEnd"/>
             <w:r>
               <w:rPr>
                 <w:sz w:val="16"/>
                 <w:szCs w:val="16"/>
               </w:rPr>
-              <w:t>transaccional</w:t>
-            </w:r>
-            <w:proofErr w:type="spellEnd"/>
+              <w:t xml:space="preserve"> transaccional y registro de </w:t>
+            </w:r>
+            <w:proofErr w:type="spellStart"/>
             <w:r>
               <w:rPr>
                 <w:sz w:val="16"/>
                 <w:szCs w:val="16"/>
               </w:rPr>
-              <w:t xml:space="preserve"> y </w:t>
-            </w:r>
-            <w:proofErr w:type="spellStart"/>
+              <w:t>audit_log</w:t>
+            </w:r>
+            <w:proofErr w:type="spellEnd"/>
             <w:r>
               <w:rPr>
                 <w:sz w:val="16"/>
                 <w:szCs w:val="16"/>
               </w:rPr>
-              <w:t>registro</w:t>
-            </w:r>
-            <w:proofErr w:type="spellEnd"/>
-            <w:r>
-              <w:rPr>
-                <w:sz w:val="16"/>
-                <w:szCs w:val="16"/>
-              </w:rPr>
-              <w:t xml:space="preserve"> de </w:t>
-            </w:r>
-            <w:proofErr w:type="spellStart"/>
-            <w:r>
-              <w:rPr>
-                <w:sz w:val="16"/>
-                <w:szCs w:val="16"/>
-              </w:rPr>
-              <w:t>audit_log</w:t>
-            </w:r>
-            <w:proofErr w:type="spellEnd"/>
-            <w:r>
-              <w:rPr>
-                <w:sz w:val="16"/>
-                <w:szCs w:val="16"/>
-              </w:rPr>
-              <w:t xml:space="preserve"> </w:t>
-            </w:r>
-            <w:proofErr w:type="spellStart"/>
-            <w:r>
-              <w:rPr>
-                <w:sz w:val="16"/>
-                <w:szCs w:val="16"/>
-              </w:rPr>
-              <w:t>en</w:t>
-            </w:r>
-            <w:proofErr w:type="spellEnd"/>
-            <w:r>
-              <w:rPr>
-                <w:sz w:val="16"/>
-                <w:szCs w:val="16"/>
-              </w:rPr>
-              <w:t xml:space="preserve"> la </w:t>
-            </w:r>
-            <w:proofErr w:type="spellStart"/>
-            <w:r>
-              <w:rPr>
-                <w:sz w:val="16"/>
-                <w:szCs w:val="16"/>
-              </w:rPr>
-              <w:t>misma</w:t>
-            </w:r>
-            <w:proofErr w:type="spellEnd"/>
-            <w:r>
-              <w:rPr>
-                <w:sz w:val="16"/>
-                <w:szCs w:val="16"/>
-              </w:rPr>
-              <w:t xml:space="preserve"> </w:t>
-            </w:r>
-            <w:proofErr w:type="spellStart"/>
-            <w:r>
-              <w:rPr>
-                <w:sz w:val="16"/>
-                <w:szCs w:val="16"/>
-              </w:rPr>
-              <w:t>transacción</w:t>
-            </w:r>
-            <w:proofErr w:type="spellEnd"/>
+              <w:t xml:space="preserve"> en la misma transacción</w:t>
+            </w:r>
           </w:p>
         </w:tc>
         <w:tc>
@@ -2658,31 +2113,13 @@
                 <w:szCs w:val="16"/>
               </w:rPr>
             </w:pPr>
-            <w:proofErr w:type="spellStart"/>
             <w:r>
               <w:rPr>
                 <w:sz w:val="16"/>
                 <w:szCs w:val="16"/>
               </w:rPr>
-              <w:t>Auditoría</w:t>
-            </w:r>
-            <w:proofErr w:type="spellEnd"/>
-            <w:r>
-              <w:rPr>
-                <w:sz w:val="16"/>
-                <w:szCs w:val="16"/>
-              </w:rPr>
-              <w:t xml:space="preserve"> / </w:t>
-            </w:r>
-            <w:proofErr w:type="spellStart"/>
-            <w:r>
-              <w:rPr>
-                <w:sz w:val="16"/>
-                <w:szCs w:val="16"/>
-              </w:rPr>
-              <w:t>Transacciones</w:t>
-            </w:r>
-            <w:proofErr w:type="spellEnd"/>
+              <w:t>Auditoría / Transacciones</w:t>
+            </w:r>
           </w:p>
         </w:tc>
         <w:tc>
@@ -2794,7 +2231,6 @@
                 <w:szCs w:val="16"/>
               </w:rPr>
             </w:pPr>
-            <w:proofErr w:type="spellStart"/>
             <w:r>
               <w:rPr>
                 <w:sz w:val="16"/>
@@ -2802,7 +2238,6 @@
               </w:rPr>
               <w:t>Completado</w:t>
             </w:r>
-            <w:proofErr w:type="spellEnd"/>
           </w:p>
         </w:tc>
         <w:tc>
@@ -2824,17 +2259,8 @@
                 <w:sz w:val="16"/>
                 <w:szCs w:val="16"/>
               </w:rPr>
-              <w:t xml:space="preserve">Sin </w:t>
-            </w:r>
-            <w:proofErr w:type="spellStart"/>
-            <w:r>
-              <w:rPr>
-                <w:sz w:val="16"/>
-                <w:szCs w:val="16"/>
-              </w:rPr>
-              <w:t>desvío</w:t>
-            </w:r>
-            <w:proofErr w:type="spellEnd"/>
+              <w:t>Sin desvío</w:t>
+            </w:r>
           </w:p>
         </w:tc>
       </w:tr>
@@ -2879,53 +2305,12 @@
                 <w:szCs w:val="16"/>
               </w:rPr>
             </w:pPr>
-            <w:proofErr w:type="spellStart"/>
             <w:r>
               <w:rPr>
                 <w:sz w:val="16"/>
                 <w:szCs w:val="16"/>
               </w:rPr>
-              <w:t>Verificación</w:t>
-            </w:r>
-            <w:proofErr w:type="spellEnd"/>
-            <w:r>
-              <w:rPr>
-                <w:sz w:val="16"/>
-                <w:szCs w:val="16"/>
-              </w:rPr>
-              <w:t xml:space="preserve"> de </w:t>
-            </w:r>
-            <w:proofErr w:type="spellStart"/>
-            <w:r>
-              <w:rPr>
-                <w:sz w:val="16"/>
-                <w:szCs w:val="16"/>
-              </w:rPr>
-              <w:t>compatibilidad</w:t>
-            </w:r>
-            <w:proofErr w:type="spellEnd"/>
-            <w:r>
-              <w:rPr>
-                <w:sz w:val="16"/>
-                <w:szCs w:val="16"/>
-              </w:rPr>
-              <w:t xml:space="preserve"> con </w:t>
-            </w:r>
-            <w:proofErr w:type="spellStart"/>
-            <w:r>
-              <w:rPr>
-                <w:sz w:val="16"/>
-                <w:szCs w:val="16"/>
-              </w:rPr>
-              <w:t>rutas</w:t>
-            </w:r>
-            <w:proofErr w:type="spellEnd"/>
-            <w:r>
-              <w:rPr>
-                <w:sz w:val="16"/>
-                <w:szCs w:val="16"/>
-              </w:rPr>
-              <w:t xml:space="preserve"> de bodega del Sprint 03</w:t>
+              <w:t>Verificación de compatibilidad con rutas de bodega del Sprint 03</w:t>
             </w:r>
           </w:p>
         </w:tc>
@@ -2970,23 +2355,7 @@
                 <w:sz w:val="16"/>
                 <w:szCs w:val="16"/>
               </w:rPr>
-              <w:t xml:space="preserve">Bodega / </w:t>
-            </w:r>
-            <w:proofErr w:type="spellStart"/>
-            <w:r>
-              <w:rPr>
-                <w:sz w:val="16"/>
-                <w:szCs w:val="16"/>
-              </w:rPr>
-              <w:t>Compatibilidad</w:t>
-            </w:r>
-            <w:proofErr w:type="spellEnd"/>
-            <w:r>
-              <w:rPr>
-                <w:sz w:val="16"/>
-                <w:szCs w:val="16"/>
-              </w:rPr>
-              <w:t xml:space="preserve"> y RBAC</w:t>
+              <w:t>Bodega / Compatibilidad y RBAC</w:t>
             </w:r>
           </w:p>
         </w:tc>
@@ -3094,7 +2463,6 @@
                 <w:szCs w:val="16"/>
               </w:rPr>
             </w:pPr>
-            <w:proofErr w:type="spellStart"/>
             <w:r>
               <w:rPr>
                 <w:sz w:val="16"/>
@@ -3102,7 +2470,6 @@
               </w:rPr>
               <w:t>Completado</w:t>
             </w:r>
-            <w:proofErr w:type="spellEnd"/>
           </w:p>
         </w:tc>
         <w:tc>
@@ -3123,17 +2490,8 @@
                 <w:sz w:val="16"/>
                 <w:szCs w:val="16"/>
               </w:rPr>
-              <w:t xml:space="preserve">Sin </w:t>
-            </w:r>
-            <w:proofErr w:type="spellStart"/>
-            <w:r>
-              <w:rPr>
-                <w:sz w:val="16"/>
-                <w:szCs w:val="16"/>
-              </w:rPr>
-              <w:t>desvío</w:t>
-            </w:r>
-            <w:proofErr w:type="spellEnd"/>
+              <w:t>Sin desvío</w:t>
+            </w:r>
           </w:p>
         </w:tc>
       </w:tr>
@@ -3399,35 +2757,7 @@
           <w:rFonts w:ascii="Calibri" w:hAnsi="Calibri"/>
         </w:rPr>
         <w:lastRenderedPageBreak/>
-        <w:t xml:space="preserve">4. </w:t>
-      </w:r>
-      <w:proofErr w:type="spellStart"/>
-      <w:r>
-        <w:rPr>
-          <w:rFonts w:ascii="Calibri" w:hAnsi="Calibri"/>
-        </w:rPr>
-        <w:t>Resumen</w:t>
-      </w:r>
-      <w:proofErr w:type="spellEnd"/>
-      <w:r>
-        <w:rPr>
-          <w:rFonts w:ascii="Calibri" w:hAnsi="Calibri"/>
-        </w:rPr>
-        <w:t xml:space="preserve"> </w:t>
-      </w:r>
-      <w:proofErr w:type="spellStart"/>
-      <w:r>
-        <w:rPr>
-          <w:rFonts w:ascii="Calibri" w:hAnsi="Calibri"/>
-        </w:rPr>
-        <w:t>cuantitativo</w:t>
-      </w:r>
-      <w:proofErr w:type="spellEnd"/>
-      <w:r>
-        <w:rPr>
-          <w:rFonts w:ascii="Calibri" w:hAnsi="Calibri"/>
-        </w:rPr>
-        <w:t xml:space="preserve"> del sprint</w:t>
+        <w:t>4. Resumen cuantitativo del sprint</w:t>
       </w:r>
     </w:p>
     <w:tbl>
@@ -3469,14 +2799,8 @@
           <w:p>
             <w:pPr>
               <w:spacing w:line="276" w:lineRule="auto"/>
-              <w:rPr>
-                <w:lang w:val="es-EC"/>
-              </w:rPr>
             </w:pPr>
             <w:r>
-              <w:rPr>
-                <w:lang w:val="es-EC"/>
-              </w:rPr>
               <w:t>Métrica</w:t>
             </w:r>
           </w:p>
@@ -3497,14 +2821,8 @@
             <w:pPr>
               <w:spacing w:line="276" w:lineRule="auto"/>
               <w:cnfStyle w:val="100000000000" w:firstRow="1" w:lastRow="0" w:firstColumn="0" w:lastColumn="0" w:oddVBand="0" w:evenVBand="0" w:oddHBand="0" w:evenHBand="0" w:firstRowFirstColumn="0" w:firstRowLastColumn="0" w:lastRowFirstColumn="0" w:lastRowLastColumn="0"/>
-              <w:rPr>
-                <w:lang w:val="es-EC"/>
-              </w:rPr>
             </w:pPr>
             <w:r>
-              <w:rPr>
-                <w:lang w:val="es-EC"/>
-              </w:rPr>
               <w:t>Planificado</w:t>
             </w:r>
           </w:p>
@@ -3525,14 +2843,8 @@
             <w:pPr>
               <w:spacing w:line="276" w:lineRule="auto"/>
               <w:cnfStyle w:val="100000000000" w:firstRow="1" w:lastRow="0" w:firstColumn="0" w:lastColumn="0" w:oddVBand="0" w:evenVBand="0" w:oddHBand="0" w:evenHBand="0" w:firstRowFirstColumn="0" w:firstRowLastColumn="0" w:lastRowFirstColumn="0" w:lastRowLastColumn="0"/>
-              <w:rPr>
-                <w:lang w:val="es-EC"/>
-              </w:rPr>
             </w:pPr>
             <w:r>
-              <w:rPr>
-                <w:lang w:val="es-EC"/>
-              </w:rPr>
               <w:t>Realizado</w:t>
             </w:r>
           </w:p>
@@ -3557,14 +2869,12 @@
               <w:rPr>
                 <w:b w:val="0"/>
                 <w:bCs w:val="0"/>
-                <w:lang w:val="es-EC"/>
               </w:rPr>
             </w:pPr>
             <w:r>
               <w:rPr>
                 <w:b w:val="0"/>
                 <w:bCs w:val="0"/>
-                <w:lang w:val="es-EC"/>
               </w:rPr>
               <w:t>Story Points totales</w:t>
             </w:r>
@@ -3583,14 +2893,8 @@
             <w:pPr>
               <w:spacing w:line="276" w:lineRule="auto"/>
               <w:cnfStyle w:val="000000100000" w:firstRow="0" w:lastRow="0" w:firstColumn="0" w:lastColumn="0" w:oddVBand="0" w:evenVBand="0" w:oddHBand="1" w:evenHBand="0" w:firstRowFirstColumn="0" w:firstRowLastColumn="0" w:lastRowFirstColumn="0" w:lastRowLastColumn="0"/>
-              <w:rPr>
-                <w:lang w:val="es-EC"/>
-              </w:rPr>
             </w:pPr>
             <w:r>
-              <w:rPr>
-                <w:lang w:val="es-EC"/>
-              </w:rPr>
               <w:t>44</w:t>
             </w:r>
           </w:p>
@@ -3607,14 +2911,8 @@
             <w:pPr>
               <w:spacing w:line="276" w:lineRule="auto"/>
               <w:cnfStyle w:val="000000100000" w:firstRow="0" w:lastRow="0" w:firstColumn="0" w:lastColumn="0" w:oddVBand="0" w:evenVBand="0" w:oddHBand="1" w:evenHBand="0" w:firstRowFirstColumn="0" w:firstRowLastColumn="0" w:lastRowFirstColumn="0" w:lastRowLastColumn="0"/>
-              <w:rPr>
-                <w:lang w:val="es-EC"/>
-              </w:rPr>
             </w:pPr>
             <w:r>
-              <w:rPr>
-                <w:lang w:val="es-EC"/>
-              </w:rPr>
               <w:t>44</w:t>
             </w:r>
           </w:p>
@@ -3639,14 +2937,12 @@
               <w:rPr>
                 <w:b w:val="0"/>
                 <w:bCs w:val="0"/>
-                <w:lang w:val="es-EC"/>
               </w:rPr>
             </w:pPr>
             <w:r>
               <w:rPr>
                 <w:b w:val="0"/>
                 <w:bCs w:val="0"/>
-                <w:lang w:val="es-EC"/>
               </w:rPr>
               <w:t>N° historias de usuario (HU)</w:t>
             </w:r>
@@ -3665,14 +2961,8 @@
             <w:pPr>
               <w:spacing w:line="276" w:lineRule="auto"/>
               <w:cnfStyle w:val="000000010000" w:firstRow="0" w:lastRow="0" w:firstColumn="0" w:lastColumn="0" w:oddVBand="0" w:evenVBand="0" w:oddHBand="0" w:evenHBand="1" w:firstRowFirstColumn="0" w:firstRowLastColumn="0" w:lastRowFirstColumn="0" w:lastRowLastColumn="0"/>
-              <w:rPr>
-                <w:lang w:val="es-EC"/>
-              </w:rPr>
             </w:pPr>
             <w:r>
-              <w:rPr>
-                <w:lang w:val="es-EC"/>
-              </w:rPr>
               <w:t>5</w:t>
             </w:r>
           </w:p>
@@ -3689,14 +2979,8 @@
             <w:pPr>
               <w:spacing w:line="276" w:lineRule="auto"/>
               <w:cnfStyle w:val="000000010000" w:firstRow="0" w:lastRow="0" w:firstColumn="0" w:lastColumn="0" w:oddVBand="0" w:evenVBand="0" w:oddHBand="0" w:evenHBand="1" w:firstRowFirstColumn="0" w:firstRowLastColumn="0" w:lastRowFirstColumn="0" w:lastRowLastColumn="0"/>
-              <w:rPr>
-                <w:lang w:val="es-EC"/>
-              </w:rPr>
             </w:pPr>
             <w:r>
-              <w:rPr>
-                <w:lang w:val="es-EC"/>
-              </w:rPr>
               <w:t>5</w:t>
             </w:r>
           </w:p>
@@ -3721,14 +3005,12 @@
               <w:rPr>
                 <w:b w:val="0"/>
                 <w:bCs w:val="0"/>
-                <w:lang w:val="es-EC"/>
               </w:rPr>
             </w:pPr>
             <w:r>
               <w:rPr>
                 <w:b w:val="0"/>
                 <w:bCs w:val="0"/>
-                <w:lang w:val="es-EC"/>
               </w:rPr>
               <w:t>N° historias técnicas (HT)</w:t>
             </w:r>
@@ -3747,14 +3029,8 @@
             <w:pPr>
               <w:spacing w:line="276" w:lineRule="auto"/>
               <w:cnfStyle w:val="000000100000" w:firstRow="0" w:lastRow="0" w:firstColumn="0" w:lastColumn="0" w:oddVBand="0" w:evenVBand="0" w:oddHBand="1" w:evenHBand="0" w:firstRowFirstColumn="0" w:firstRowLastColumn="0" w:lastRowFirstColumn="0" w:lastRowLastColumn="0"/>
-              <w:rPr>
-                <w:lang w:val="es-EC"/>
-              </w:rPr>
             </w:pPr>
             <w:r>
-              <w:rPr>
-                <w:lang w:val="es-EC"/>
-              </w:rPr>
               <w:t>1</w:t>
             </w:r>
           </w:p>
@@ -3771,14 +3047,8 @@
             <w:pPr>
               <w:spacing w:line="276" w:lineRule="auto"/>
               <w:cnfStyle w:val="000000100000" w:firstRow="0" w:lastRow="0" w:firstColumn="0" w:lastColumn="0" w:oddVBand="0" w:evenVBand="0" w:oddHBand="1" w:evenHBand="0" w:firstRowFirstColumn="0" w:firstRowLastColumn="0" w:lastRowFirstColumn="0" w:lastRowLastColumn="0"/>
-              <w:rPr>
-                <w:lang w:val="es-EC"/>
-              </w:rPr>
             </w:pPr>
             <w:r>
-              <w:rPr>
-                <w:lang w:val="es-EC"/>
-              </w:rPr>
               <w:t>1</w:t>
             </w:r>
           </w:p>
@@ -3803,14 +3073,12 @@
               <w:rPr>
                 <w:b w:val="0"/>
                 <w:bCs w:val="0"/>
-                <w:lang w:val="es-EC"/>
               </w:rPr>
             </w:pPr>
             <w:r>
               <w:rPr>
                 <w:b w:val="0"/>
                 <w:bCs w:val="0"/>
-                <w:lang w:val="es-EC"/>
               </w:rPr>
               <w:t>N° ítems del backlog</w:t>
             </w:r>
@@ -3829,14 +3097,8 @@
             <w:pPr>
               <w:spacing w:line="276" w:lineRule="auto"/>
               <w:cnfStyle w:val="000000010000" w:firstRow="0" w:lastRow="0" w:firstColumn="0" w:lastColumn="0" w:oddVBand="0" w:evenVBand="0" w:oddHBand="0" w:evenHBand="1" w:firstRowFirstColumn="0" w:firstRowLastColumn="0" w:lastRowFirstColumn="0" w:lastRowLastColumn="0"/>
-              <w:rPr>
-                <w:lang w:val="es-EC"/>
-              </w:rPr>
             </w:pPr>
             <w:r>
-              <w:rPr>
-                <w:lang w:val="es-EC"/>
-              </w:rPr>
               <w:t>6</w:t>
             </w:r>
           </w:p>
@@ -3853,14 +3115,8 @@
             <w:pPr>
               <w:spacing w:line="276" w:lineRule="auto"/>
               <w:cnfStyle w:val="000000010000" w:firstRow="0" w:lastRow="0" w:firstColumn="0" w:lastColumn="0" w:oddVBand="0" w:evenVBand="0" w:oddHBand="0" w:evenHBand="1" w:firstRowFirstColumn="0" w:firstRowLastColumn="0" w:lastRowFirstColumn="0" w:lastRowLastColumn="0"/>
-              <w:rPr>
-                <w:lang w:val="es-EC"/>
-              </w:rPr>
             </w:pPr>
             <w:r>
-              <w:rPr>
-                <w:lang w:val="es-EC"/>
-              </w:rPr>
               <w:t>6</w:t>
             </w:r>
           </w:p>
@@ -3885,14 +3141,12 @@
               <w:rPr>
                 <w:b w:val="0"/>
                 <w:bCs w:val="0"/>
-                <w:lang w:val="es-EC"/>
               </w:rPr>
             </w:pPr>
             <w:r>
               <w:rPr>
                 <w:b w:val="0"/>
                 <w:bCs w:val="0"/>
-                <w:lang w:val="es-EC"/>
               </w:rPr>
               <w:t>N° ítems completados</w:t>
             </w:r>
@@ -3911,14 +3165,8 @@
             <w:pPr>
               <w:spacing w:line="276" w:lineRule="auto"/>
               <w:cnfStyle w:val="000000100000" w:firstRow="0" w:lastRow="0" w:firstColumn="0" w:lastColumn="0" w:oddVBand="0" w:evenVBand="0" w:oddHBand="1" w:evenHBand="0" w:firstRowFirstColumn="0" w:firstRowLastColumn="0" w:lastRowFirstColumn="0" w:lastRowLastColumn="0"/>
-              <w:rPr>
-                <w:lang w:val="es-EC"/>
-              </w:rPr>
             </w:pPr>
             <w:r>
-              <w:rPr>
-                <w:lang w:val="es-EC"/>
-              </w:rPr>
               <w:t>—</w:t>
             </w:r>
           </w:p>
@@ -3935,14 +3183,8 @@
             <w:pPr>
               <w:spacing w:line="276" w:lineRule="auto"/>
               <w:cnfStyle w:val="000000100000" w:firstRow="0" w:lastRow="0" w:firstColumn="0" w:lastColumn="0" w:oddVBand="0" w:evenVBand="0" w:oddHBand="1" w:evenHBand="0" w:firstRowFirstColumn="0" w:firstRowLastColumn="0" w:lastRowFirstColumn="0" w:lastRowLastColumn="0"/>
-              <w:rPr>
-                <w:lang w:val="es-EC"/>
-              </w:rPr>
             </w:pPr>
             <w:r>
-              <w:rPr>
-                <w:lang w:val="es-EC"/>
-              </w:rPr>
               <w:t>6 (100%)</w:t>
             </w:r>
           </w:p>
@@ -3967,14 +3209,12 @@
               <w:rPr>
                 <w:b w:val="0"/>
                 <w:bCs w:val="0"/>
-                <w:lang w:val="es-EC"/>
               </w:rPr>
             </w:pPr>
             <w:r>
               <w:rPr>
                 <w:b w:val="0"/>
                 <w:bCs w:val="0"/>
-                <w:lang w:val="es-EC"/>
               </w:rPr>
               <w:t>N° ítems bloqueados</w:t>
             </w:r>
@@ -3993,14 +3233,8 @@
             <w:pPr>
               <w:spacing w:line="276" w:lineRule="auto"/>
               <w:cnfStyle w:val="000000010000" w:firstRow="0" w:lastRow="0" w:firstColumn="0" w:lastColumn="0" w:oddVBand="0" w:evenVBand="0" w:oddHBand="0" w:evenHBand="1" w:firstRowFirstColumn="0" w:firstRowLastColumn="0" w:lastRowFirstColumn="0" w:lastRowLastColumn="0"/>
-              <w:rPr>
-                <w:lang w:val="es-EC"/>
-              </w:rPr>
             </w:pPr>
             <w:r>
-              <w:rPr>
-                <w:lang w:val="es-EC"/>
-              </w:rPr>
               <w:t>—</w:t>
             </w:r>
           </w:p>
@@ -4017,14 +3251,8 @@
             <w:pPr>
               <w:spacing w:line="276" w:lineRule="auto"/>
               <w:cnfStyle w:val="000000010000" w:firstRow="0" w:lastRow="0" w:firstColumn="0" w:lastColumn="0" w:oddVBand="0" w:evenVBand="0" w:oddHBand="0" w:evenHBand="1" w:firstRowFirstColumn="0" w:firstRowLastColumn="0" w:lastRowFirstColumn="0" w:lastRowLastColumn="0"/>
-              <w:rPr>
-                <w:lang w:val="es-EC"/>
-              </w:rPr>
             </w:pPr>
             <w:r>
-              <w:rPr>
-                <w:lang w:val="es-EC"/>
-              </w:rPr>
               <w:t>0</w:t>
             </w:r>
           </w:p>
@@ -4049,14 +3277,12 @@
               <w:rPr>
                 <w:b w:val="0"/>
                 <w:bCs w:val="0"/>
-                <w:lang w:val="es-EC"/>
               </w:rPr>
             </w:pPr>
             <w:r>
               <w:rPr>
                 <w:b w:val="0"/>
                 <w:bCs w:val="0"/>
-                <w:lang w:val="es-EC"/>
               </w:rPr>
               <w:t>N° ítems no completados</w:t>
             </w:r>
@@ -4075,14 +3301,8 @@
             <w:pPr>
               <w:spacing w:line="276" w:lineRule="auto"/>
               <w:cnfStyle w:val="000000100000" w:firstRow="0" w:lastRow="0" w:firstColumn="0" w:lastColumn="0" w:oddVBand="0" w:evenVBand="0" w:oddHBand="1" w:evenHBand="0" w:firstRowFirstColumn="0" w:firstRowLastColumn="0" w:lastRowFirstColumn="0" w:lastRowLastColumn="0"/>
-              <w:rPr>
-                <w:lang w:val="es-EC"/>
-              </w:rPr>
             </w:pPr>
             <w:r>
-              <w:rPr>
-                <w:lang w:val="es-EC"/>
-              </w:rPr>
               <w:t>—</w:t>
             </w:r>
           </w:p>
@@ -4099,14 +3319,8 @@
             <w:pPr>
               <w:spacing w:line="276" w:lineRule="auto"/>
               <w:cnfStyle w:val="000000100000" w:firstRow="0" w:lastRow="0" w:firstColumn="0" w:lastColumn="0" w:oddVBand="0" w:evenVBand="0" w:oddHBand="1" w:evenHBand="0" w:firstRowFirstColumn="0" w:firstRowLastColumn="0" w:lastRowFirstColumn="0" w:lastRowLastColumn="0"/>
-              <w:rPr>
-                <w:lang w:val="es-EC"/>
-              </w:rPr>
             </w:pPr>
             <w:r>
-              <w:rPr>
-                <w:lang w:val="es-EC"/>
-              </w:rPr>
               <w:t>0</w:t>
             </w:r>
           </w:p>
@@ -4131,14 +3345,12 @@
               <w:rPr>
                 <w:b w:val="0"/>
                 <w:bCs w:val="0"/>
-                <w:lang w:val="es-EC"/>
               </w:rPr>
             </w:pPr>
             <w:r>
               <w:rPr>
                 <w:b w:val="0"/>
                 <w:bCs w:val="0"/>
-                <w:lang w:val="es-EC"/>
               </w:rPr>
               <w:t>Velocidad real (SP / semana)</w:t>
             </w:r>
@@ -4157,14 +3369,8 @@
             <w:pPr>
               <w:spacing w:line="276" w:lineRule="auto"/>
               <w:cnfStyle w:val="000000010000" w:firstRow="0" w:lastRow="0" w:firstColumn="0" w:lastColumn="0" w:oddVBand="0" w:evenVBand="0" w:oddHBand="0" w:evenHBand="1" w:firstRowFirstColumn="0" w:firstRowLastColumn="0" w:lastRowFirstColumn="0" w:lastRowLastColumn="0"/>
-              <w:rPr>
-                <w:lang w:val="es-EC"/>
-              </w:rPr>
             </w:pPr>
             <w:r>
-              <w:rPr>
-                <w:lang w:val="es-EC"/>
-              </w:rPr>
               <w:t>44</w:t>
             </w:r>
           </w:p>
@@ -4181,14 +3387,8 @@
             <w:pPr>
               <w:spacing w:line="276" w:lineRule="auto"/>
               <w:cnfStyle w:val="000000010000" w:firstRow="0" w:lastRow="0" w:firstColumn="0" w:lastColumn="0" w:oddVBand="0" w:evenVBand="0" w:oddHBand="0" w:evenHBand="1" w:firstRowFirstColumn="0" w:firstRowLastColumn="0" w:lastRowFirstColumn="0" w:lastRowLastColumn="0"/>
-              <w:rPr>
-                <w:lang w:val="es-EC"/>
-              </w:rPr>
             </w:pPr>
             <w:r>
-              <w:rPr>
-                <w:lang w:val="es-EC"/>
-              </w:rPr>
               <w:t>44</w:t>
             </w:r>
           </w:p>
@@ -4213,14 +3413,12 @@
               <w:rPr>
                 <w:b w:val="0"/>
                 <w:bCs w:val="0"/>
-                <w:lang w:val="es-EC"/>
               </w:rPr>
             </w:pPr>
             <w:r>
               <w:rPr>
                 <w:b w:val="0"/>
                 <w:bCs w:val="0"/>
-                <w:lang w:val="es-EC"/>
               </w:rPr>
               <w:t>% Cumplimiento del sprint</w:t>
             </w:r>
@@ -4239,14 +3437,8 @@
             <w:pPr>
               <w:spacing w:line="276" w:lineRule="auto"/>
               <w:cnfStyle w:val="000000100000" w:firstRow="0" w:lastRow="0" w:firstColumn="0" w:lastColumn="0" w:oddVBand="0" w:evenVBand="0" w:oddHBand="1" w:evenHBand="0" w:firstRowFirstColumn="0" w:firstRowLastColumn="0" w:lastRowFirstColumn="0" w:lastRowLastColumn="0"/>
-              <w:rPr>
-                <w:lang w:val="es-EC"/>
-              </w:rPr>
             </w:pPr>
             <w:r>
-              <w:rPr>
-                <w:lang w:val="es-EC"/>
-              </w:rPr>
               <w:t>100%</w:t>
             </w:r>
           </w:p>
@@ -4263,14 +3455,8 @@
             <w:pPr>
               <w:spacing w:line="276" w:lineRule="auto"/>
               <w:cnfStyle w:val="000000100000" w:firstRow="0" w:lastRow="0" w:firstColumn="0" w:lastColumn="0" w:oddVBand="0" w:evenVBand="0" w:oddHBand="1" w:evenHBand="0" w:firstRowFirstColumn="0" w:firstRowLastColumn="0" w:lastRowFirstColumn="0" w:lastRowLastColumn="0"/>
-              <w:rPr>
-                <w:lang w:val="es-EC"/>
-              </w:rPr>
             </w:pPr>
             <w:r>
-              <w:rPr>
-                <w:lang w:val="es-EC"/>
-              </w:rPr>
               <w:t>100%</w:t>
             </w:r>
           </w:p>
@@ -4295,14 +3481,12 @@
               <w:rPr>
                 <w:b w:val="0"/>
                 <w:bCs w:val="0"/>
-                <w:lang w:val="es-EC"/>
               </w:rPr>
             </w:pPr>
             <w:r>
               <w:rPr>
                 <w:b w:val="0"/>
                 <w:bCs w:val="0"/>
-                <w:lang w:val="es-EC"/>
               </w:rPr>
               <w:t>N° pruebas automatizadas</w:t>
             </w:r>
@@ -4321,14 +3505,8 @@
             <w:pPr>
               <w:spacing w:line="276" w:lineRule="auto"/>
               <w:cnfStyle w:val="000000010000" w:firstRow="0" w:lastRow="0" w:firstColumn="0" w:lastColumn="0" w:oddVBand="0" w:evenVBand="0" w:oddHBand="0" w:evenHBand="1" w:firstRowFirstColumn="0" w:firstRowLastColumn="0" w:lastRowFirstColumn="0" w:lastRowLastColumn="0"/>
-              <w:rPr>
-                <w:lang w:val="es-EC"/>
-              </w:rPr>
             </w:pPr>
             <w:r>
-              <w:rPr>
-                <w:lang w:val="es-EC"/>
-              </w:rPr>
               <w:t>25</w:t>
             </w:r>
           </w:p>
@@ -4345,14 +3523,8 @@
             <w:pPr>
               <w:spacing w:line="276" w:lineRule="auto"/>
               <w:cnfStyle w:val="000000010000" w:firstRow="0" w:lastRow="0" w:firstColumn="0" w:lastColumn="0" w:oddVBand="0" w:evenVBand="0" w:oddHBand="0" w:evenHBand="1" w:firstRowFirstColumn="0" w:firstRowLastColumn="0" w:lastRowFirstColumn="0" w:lastRowLastColumn="0"/>
-              <w:rPr>
-                <w:lang w:val="es-EC"/>
-              </w:rPr>
             </w:pPr>
             <w:r>
-              <w:rPr>
-                <w:lang w:val="es-EC"/>
-              </w:rPr>
               <w:t>25 (100% PASS)</w:t>
             </w:r>
           </w:p>
@@ -4377,14 +3549,12 @@
               <w:rPr>
                 <w:b w:val="0"/>
                 <w:bCs w:val="0"/>
-                <w:lang w:val="es-EC"/>
               </w:rPr>
             </w:pPr>
             <w:r>
               <w:rPr>
                 <w:b w:val="0"/>
                 <w:bCs w:val="0"/>
-                <w:lang w:val="es-EC"/>
               </w:rPr>
               <w:t>Compromisos Sprint 08 8.3 cerrados</w:t>
             </w:r>
@@ -4403,14 +3573,8 @@
             <w:pPr>
               <w:spacing w:line="276" w:lineRule="auto"/>
               <w:cnfStyle w:val="000000100000" w:firstRow="0" w:lastRow="0" w:firstColumn="0" w:lastColumn="0" w:oddVBand="0" w:evenVBand="0" w:oddHBand="1" w:evenHBand="0" w:firstRowFirstColumn="0" w:firstRowLastColumn="0" w:lastRowFirstColumn="0" w:lastRowLastColumn="0"/>
-              <w:rPr>
-                <w:lang w:val="es-EC"/>
-              </w:rPr>
             </w:pPr>
             <w:r>
-              <w:rPr>
-                <w:lang w:val="es-EC"/>
-              </w:rPr>
               <w:t>6/6</w:t>
             </w:r>
           </w:p>
@@ -4427,14 +3591,8 @@
             <w:pPr>
               <w:spacing w:line="276" w:lineRule="auto"/>
               <w:cnfStyle w:val="000000100000" w:firstRow="0" w:lastRow="0" w:firstColumn="0" w:lastColumn="0" w:oddVBand="0" w:evenVBand="0" w:oddHBand="1" w:evenHBand="0" w:firstRowFirstColumn="0" w:firstRowLastColumn="0" w:lastRowFirstColumn="0" w:lastRowLastColumn="0"/>
-              <w:rPr>
-                <w:lang w:val="es-EC"/>
-              </w:rPr>
             </w:pPr>
             <w:r>
-              <w:rPr>
-                <w:lang w:val="es-EC"/>
-              </w:rPr>
               <w:t>6/6 (100%)</w:t>
             </w:r>
           </w:p>
@@ -4462,7 +3620,115 @@
           <w:color w:val="000000"/>
           <w:sz w:val="20"/>
         </w:rPr>
-        <w:t>El Sprint 08 no registró desvíos significativos. Los 44 SP planificados fueron entregados en su totalidad. La implementación transaccional de bodega.service.recepcionarMateriales fue el componente de mayor complejidad técnica, requiriendo el uso de prisma.$transaction para garantizar rollback automático. Las pruebas de los Grupos 5 (rollback y audit_log) emplean mocks de Prisma para aislar la lógica de negocio sin BD activa, lo cual fue previamente acordado como patrón de prueba del proyecto. La cobertura de pruebas automatizadas alcanzó el 100% (25/25 PASS). Acumulado del proyecto: 193 pruebas (CP-001 a CP-193).</w:t>
+        <w:t xml:space="preserve">El Sprint 08 no registró desvíos significativos. Los 44 SP planificados fueron entregados en su totalidad. La implementación transaccional de </w:t>
+      </w:r>
+      <w:proofErr w:type="spellStart"/>
+      <w:r>
+        <w:rPr>
+          <w:rFonts w:ascii="Calibri" w:hAnsi="Calibri"/>
+          <w:color w:val="000000"/>
+          <w:sz w:val="20"/>
+        </w:rPr>
+        <w:t>bodega.service.recepcionarMateriales</w:t>
+      </w:r>
+      <w:proofErr w:type="spellEnd"/>
+      <w:r>
+        <w:rPr>
+          <w:rFonts w:ascii="Calibri" w:hAnsi="Calibri"/>
+          <w:color w:val="000000"/>
+          <w:sz w:val="20"/>
+        </w:rPr>
+        <w:t xml:space="preserve"> fue el componente de mayor complejidad técnica, requiriendo el uso de </w:t>
+      </w:r>
+      <w:proofErr w:type="spellStart"/>
+      <w:r>
+        <w:rPr>
+          <w:rFonts w:ascii="Calibri" w:hAnsi="Calibri"/>
+          <w:color w:val="000000"/>
+          <w:sz w:val="20"/>
+        </w:rPr>
+        <w:t>prisma.$transaction</w:t>
+      </w:r>
+      <w:proofErr w:type="spellEnd"/>
+      <w:r>
+        <w:rPr>
+          <w:rFonts w:ascii="Calibri" w:hAnsi="Calibri"/>
+          <w:color w:val="000000"/>
+          <w:sz w:val="20"/>
+        </w:rPr>
+        <w:t xml:space="preserve"> para garantizar </w:t>
+      </w:r>
+      <w:proofErr w:type="spellStart"/>
+      <w:r>
+        <w:rPr>
+          <w:rFonts w:ascii="Calibri" w:hAnsi="Calibri"/>
+          <w:color w:val="000000"/>
+          <w:sz w:val="20"/>
+        </w:rPr>
+        <w:t>rollback</w:t>
+      </w:r>
+      <w:proofErr w:type="spellEnd"/>
+      <w:r>
+        <w:rPr>
+          <w:rFonts w:ascii="Calibri" w:hAnsi="Calibri"/>
+          <w:color w:val="000000"/>
+          <w:sz w:val="20"/>
+        </w:rPr>
+        <w:t xml:space="preserve"> automático. Las pruebas de los Grupos 5 (</w:t>
+      </w:r>
+      <w:proofErr w:type="spellStart"/>
+      <w:r>
+        <w:rPr>
+          <w:rFonts w:ascii="Calibri" w:hAnsi="Calibri"/>
+          <w:color w:val="000000"/>
+          <w:sz w:val="20"/>
+        </w:rPr>
+        <w:t>rollback</w:t>
+      </w:r>
+      <w:proofErr w:type="spellEnd"/>
+      <w:r>
+        <w:rPr>
+          <w:rFonts w:ascii="Calibri" w:hAnsi="Calibri"/>
+          <w:color w:val="000000"/>
+          <w:sz w:val="20"/>
+        </w:rPr>
+        <w:t xml:space="preserve"> y </w:t>
+      </w:r>
+      <w:proofErr w:type="spellStart"/>
+      <w:r>
+        <w:rPr>
+          <w:rFonts w:ascii="Calibri" w:hAnsi="Calibri"/>
+          <w:color w:val="000000"/>
+          <w:sz w:val="20"/>
+        </w:rPr>
+        <w:t>audit_log</w:t>
+      </w:r>
+      <w:proofErr w:type="spellEnd"/>
+      <w:r>
+        <w:rPr>
+          <w:rFonts w:ascii="Calibri" w:hAnsi="Calibri"/>
+          <w:color w:val="000000"/>
+          <w:sz w:val="20"/>
+        </w:rPr>
+        <w:t xml:space="preserve">) emplean </w:t>
+      </w:r>
+      <w:proofErr w:type="spellStart"/>
+      <w:r>
+        <w:rPr>
+          <w:rFonts w:ascii="Calibri" w:hAnsi="Calibri"/>
+          <w:color w:val="000000"/>
+          <w:sz w:val="20"/>
+        </w:rPr>
+        <w:t>mocks</w:t>
+      </w:r>
+      <w:proofErr w:type="spellEnd"/>
+      <w:r>
+        <w:rPr>
+          <w:rFonts w:ascii="Calibri" w:hAnsi="Calibri"/>
+          <w:color w:val="000000"/>
+          <w:sz w:val="20"/>
+        </w:rPr>
+        <w:t xml:space="preserve"> de Prisma para aislar la lógica de negocio sin BD activa, lo cual fue previamente acordado como patrón de prueba del proyecto. La cobertura de pruebas automatizadas alcanzó el 100% (25/25 PASS). Acumulado del proyecto: 193 pruebas (CP-001 a CP-193).</w:t>
       </w:r>
     </w:p>
     <w:p>
@@ -4493,7 +3759,6 @@
             <w:shd w:val="clear" w:color="auto" w:fill="D9E1F2"/>
           </w:tcPr>
           <w:p>
-            <w:proofErr w:type="spellStart"/>
             <w:r>
               <w:rPr>
                 <w:rFonts w:ascii="Calibri" w:hAnsi="Calibri"/>
@@ -4501,9 +3766,51 @@
                 <w:color w:val="000000"/>
                 <w:sz w:val="20"/>
               </w:rPr>
-              <w:t>Logros</w:t>
+              <w:t>Logros del sprint</w:t>
+            </w:r>
+          </w:p>
+        </w:tc>
+        <w:tc>
+          <w:tcPr>
+            <w:tcW w:w="6037" w:type="dxa"/>
+          </w:tcPr>
+          <w:p>
+            <w:r>
+              <w:rPr>
+                <w:rFonts w:ascii="Calibri" w:hAnsi="Calibri"/>
+                <w:color w:val="000000"/>
+                <w:sz w:val="20"/>
+              </w:rPr>
+              <w:t xml:space="preserve">5 HU + 1 HT completados. 44 SP realizados. 25 pruebas automatizadas (100% PASS). Recepción transaccional atómica implementada con </w:t>
+            </w:r>
+            <w:proofErr w:type="spellStart"/>
+            <w:r>
+              <w:rPr>
+                <w:rFonts w:ascii="Calibri" w:hAnsi="Calibri"/>
+                <w:color w:val="000000"/>
+                <w:sz w:val="20"/>
+              </w:rPr>
+              <w:t>rollback</w:t>
             </w:r>
             <w:proofErr w:type="spellEnd"/>
+            <w:r>
+              <w:rPr>
+                <w:rFonts w:ascii="Calibri" w:hAnsi="Calibri"/>
+                <w:color w:val="000000"/>
+                <w:sz w:val="20"/>
+              </w:rPr>
+              <w:t xml:space="preserve"> automático. Inventario con desglose completo operativo. Compatibilidad Sprint 03 verificada.</w:t>
+            </w:r>
+          </w:p>
+        </w:tc>
+      </w:tr>
+      <w:tr>
+        <w:tc>
+          <w:tcPr>
+            <w:tcW w:w="3369" w:type="dxa"/>
+            <w:shd w:val="clear" w:color="auto" w:fill="D9E1F2"/>
+          </w:tcPr>
+          <w:p>
             <w:r>
               <w:rPr>
                 <w:rFonts w:ascii="Calibri" w:hAnsi="Calibri"/>
@@ -4511,7 +3818,7 @@
                 <w:color w:val="000000"/>
                 <w:sz w:val="20"/>
               </w:rPr>
-              <w:t xml:space="preserve"> del sprint</w:t>
+              <w:t>Impedimentos encontrados</w:t>
             </w:r>
           </w:p>
         </w:tc>
@@ -4526,7 +3833,61 @@
                 <w:color w:val="000000"/>
                 <w:sz w:val="20"/>
               </w:rPr>
-              <w:t>5 HU + 1 HT completados. 44 SP realizados. 25 pruebas automatizadas (100% PASS). Recepción transaccional atómica implementada con rollback automático. Inventario con desglose completo operativo. Compatibilidad Sprint 03 verificada.</w:t>
+              <w:t xml:space="preserve">Los tests de </w:t>
+            </w:r>
+            <w:proofErr w:type="spellStart"/>
+            <w:r>
+              <w:rPr>
+                <w:rFonts w:ascii="Calibri" w:hAnsi="Calibri"/>
+                <w:color w:val="000000"/>
+                <w:sz w:val="20"/>
+              </w:rPr>
+              <w:t>rollback</w:t>
+            </w:r>
+            <w:proofErr w:type="spellEnd"/>
+            <w:r>
+              <w:rPr>
+                <w:rFonts w:ascii="Calibri" w:hAnsi="Calibri"/>
+                <w:color w:val="000000"/>
+                <w:sz w:val="20"/>
+              </w:rPr>
+              <w:t xml:space="preserve"> (Grupo 5) y </w:t>
+            </w:r>
+            <w:proofErr w:type="spellStart"/>
+            <w:r>
+              <w:rPr>
+                <w:rFonts w:ascii="Calibri" w:hAnsi="Calibri"/>
+                <w:color w:val="000000"/>
+                <w:sz w:val="20"/>
+              </w:rPr>
+              <w:t>audit_log</w:t>
+            </w:r>
+            <w:proofErr w:type="spellEnd"/>
+            <w:r>
+              <w:rPr>
+                <w:rFonts w:ascii="Calibri" w:hAnsi="Calibri"/>
+                <w:color w:val="000000"/>
+                <w:sz w:val="20"/>
+              </w:rPr>
+              <w:t xml:space="preserve"> requieren </w:t>
+            </w:r>
+            <w:proofErr w:type="spellStart"/>
+            <w:r>
+              <w:rPr>
+                <w:rFonts w:ascii="Calibri" w:hAnsi="Calibri"/>
+                <w:color w:val="000000"/>
+                <w:sz w:val="20"/>
+              </w:rPr>
+              <w:t>mocks</w:t>
+            </w:r>
+            <w:proofErr w:type="spellEnd"/>
+            <w:r>
+              <w:rPr>
+                <w:rFonts w:ascii="Calibri" w:hAnsi="Calibri"/>
+                <w:color w:val="000000"/>
+                <w:sz w:val="20"/>
+              </w:rPr>
+              <w:t xml:space="preserve"> de Prisma.$transaction para aislarse de la BD. En entorno CI sin BD los tests de integración HTTP retornan 404/500 (comportamiento esperado y documentado). Sin impedimentos bloqueantes.</w:t>
             </w:r>
           </w:p>
         </w:tc>
@@ -4545,7 +3906,7 @@
                 <w:color w:val="000000"/>
                 <w:sz w:val="20"/>
               </w:rPr>
-              <w:t>Impedimentos encontrados</w:t>
+              <w:t>Compromisos para el siguiente sprint</w:t>
             </w:r>
           </w:p>
         </w:tc>
@@ -4560,41 +3921,25 @@
                 <w:color w:val="000000"/>
                 <w:sz w:val="20"/>
               </w:rPr>
-              <w:t>Los tests de rollback (Grupo 5) y audit_log requieren mocks de Prisma.$transaction para aislarse de la BD. En entorno CI sin BD los tests de integración HTTP retornan 404/500 (comportamiento esperado y documentado). Sin impedimentos bloqueantes.</w:t>
-            </w:r>
-          </w:p>
-        </w:tc>
-      </w:tr>
-      <w:tr>
-        <w:tc>
-          <w:tcPr>
-            <w:tcW w:w="3369" w:type="dxa"/>
-            <w:shd w:val="clear" w:color="auto" w:fill="D9E1F2"/>
-          </w:tcPr>
-          <w:p>
-            <w:r>
-              <w:rPr>
-                <w:rFonts w:ascii="Calibri" w:hAnsi="Calibri"/>
-                <w:b/>
-                <w:color w:val="000000"/>
-                <w:sz w:val="20"/>
-              </w:rPr>
-              <w:t>Compromisos para el siguiente sprint</w:t>
-            </w:r>
-          </w:p>
-        </w:tc>
-        <w:tc>
-          <w:tcPr>
-            <w:tcW w:w="6037" w:type="dxa"/>
-          </w:tcPr>
-          <w:p>
+              <w:t xml:space="preserve">Implementar el módulo de Reportes y Dashboard consolidado (compromiso crítico diferido desde Sprint 06). Implementar exportación de informes en formato xlsx. Agregar BD de pruebas con </w:t>
+            </w:r>
+            <w:proofErr w:type="spellStart"/>
             <w:r>
               <w:rPr>
                 <w:rFonts w:ascii="Calibri" w:hAnsi="Calibri"/>
                 <w:color w:val="000000"/>
                 <w:sz w:val="20"/>
               </w:rPr>
-              <w:t>Implementar el módulo de Reportes y Dashboard consolidado (compromiso crítico diferido desde Sprint 06). Implementar exportación de informes en formato xlsx. Agregar BD de pruebas con seed data completo.</w:t>
+              <w:t>seed</w:t>
+            </w:r>
+            <w:proofErr w:type="spellEnd"/>
+            <w:r>
+              <w:rPr>
+                <w:rFonts w:ascii="Calibri" w:hAnsi="Calibri"/>
+                <w:color w:val="000000"/>
+                <w:sz w:val="20"/>
+              </w:rPr>
+              <w:t xml:space="preserve"> data completo.</w:t>
             </w:r>
           </w:p>
         </w:tc>
@@ -4688,7 +4033,6 @@
                 <w:szCs w:val="28"/>
               </w:rPr>
             </w:pPr>
-            <w:proofErr w:type="spellStart"/>
             <w:r>
               <w:rPr>
                 <w:b/>
@@ -4697,7 +4041,6 @@
               </w:rPr>
               <w:t>Significado</w:t>
             </w:r>
-            <w:proofErr w:type="spellEnd"/>
           </w:p>
         </w:tc>
       </w:tr>
@@ -4782,17 +4125,8 @@
                 <w:color w:val="000000"/>
                 <w:szCs w:val="28"/>
               </w:rPr>
-              <w:t xml:space="preserve">Historia de </w:t>
-            </w:r>
-            <w:proofErr w:type="spellStart"/>
-            <w:r>
-              <w:rPr>
-                <w:color w:val="000000"/>
-                <w:szCs w:val="28"/>
-              </w:rPr>
-              <w:t>Usuario</w:t>
-            </w:r>
-            <w:proofErr w:type="spellEnd"/>
+              <w:t>Historia de Usuario</w:t>
+            </w:r>
           </w:p>
         </w:tc>
       </w:tr>
@@ -5136,8 +4470,17 @@
                 <w:color w:val="000000"/>
                 <w:szCs w:val="28"/>
               </w:rPr>
-              <w:t>Create, Read, Update, Delete</w:t>
-            </w:r>
+              <w:t xml:space="preserve">Create, Read, Update, </w:t>
+            </w:r>
+            <w:proofErr w:type="spellStart"/>
+            <w:r>
+              <w:rPr>
+                <w:color w:val="000000"/>
+                <w:szCs w:val="28"/>
+              </w:rPr>
+              <w:t>Delete</w:t>
+            </w:r>
+            <w:proofErr w:type="spellEnd"/>
           </w:p>
         </w:tc>
       </w:tr>
@@ -5832,6 +5175,9 @@
     <w:name w:val="Normal"/>
     <w:qFormat/>
     <w:rsid w:val="00FC693F"/>
+    <w:rPr>
+      <w:lang w:val="es-EC"/>
+    </w:rPr>
   </w:style>
   <w:style w:type="paragraph" w:styleId="Ttulo1">
     <w:name w:val="heading 1"/>
@@ -6045,6 +5391,7 @@
   <w:style w:type="character" w:default="1" w:styleId="Fuentedeprrafopredeter">
     <w:name w:val="Default Paragraph Font"/>
     <w:uiPriority w:val="1"/>
+    <w:semiHidden/>
     <w:unhideWhenUsed/>
   </w:style>
   <w:style w:type="table" w:default="1" w:styleId="Tablanormal">
